--- a/hin/docx/024.content.docx
+++ b/hin/docx/024.content.docx
@@ -426,18 +426,12 @@
           <w:lang w:val="hi_IN" w:bidi="hi_IN"/>
         </w:rPr>
       </w:r>
-      <w:hyperlink r:id="rId13">
-        <w:r>
-          <w:rPr>
-            <w:lang w:val="hi_IN" w:bidi="hi_IN"/>
-          </w:rPr>
-          <w:rPr>
-            <w:color w:val="0000EE"/>
-            <w:u w:val="single"/>
-          </w:rPr>
-          <w:t>1 पतरस 2:8</w:t>
-        </w:r>
-      </w:hyperlink>
+      <w:r>
+        <w:rPr>
+          <w:lang w:val="hi_IN" w:bidi="hi_IN"/>
+        </w:rPr>
+        <w:t>1 पतरस 2:8</w:t>
+      </w:r>
     </w:p>
     <w:p>
       <w:pPr>
@@ -450,18 +444,12 @@
           <w:lang w:val="hi_IN" w:bidi="hi_IN"/>
         </w:rPr>
       </w:r>
-      <w:hyperlink r:id="rId14">
-        <w:r>
-          <w:rPr>
-            <w:lang w:val="hi_IN" w:bidi="hi_IN"/>
-          </w:rPr>
-          <w:rPr>
-            <w:color w:val="0000EE"/>
-            <w:u w:val="single"/>
-          </w:rPr>
-          <w:t>होशे 4:5</w:t>
-        </w:r>
-      </w:hyperlink>
+      <w:r>
+        <w:rPr>
+          <w:lang w:val="hi_IN" w:bidi="hi_IN"/>
+        </w:rPr>
+        <w:t>होशे 4:5</w:t>
+      </w:r>
     </w:p>
     <w:p>
       <w:pPr>
@@ -474,18 +462,12 @@
           <w:lang w:val="hi_IN" w:bidi="hi_IN"/>
         </w:rPr>
       </w:r>
-      <w:hyperlink r:id="rId15">
-        <w:r>
-          <w:rPr>
-            <w:lang w:val="hi_IN" w:bidi="hi_IN"/>
-          </w:rPr>
-          <w:rPr>
-            <w:color w:val="0000EE"/>
-            <w:u w:val="single"/>
-          </w:rPr>
-          <w:t>यशायाह 31:3</w:t>
-        </w:r>
-      </w:hyperlink>
+      <w:r>
+        <w:rPr>
+          <w:lang w:val="hi_IN" w:bidi="hi_IN"/>
+        </w:rPr>
+        <w:t>यशायाह 31:3</w:t>
+      </w:r>
     </w:p>
     <w:p>
       <w:pPr>
@@ -498,18 +480,12 @@
           <w:lang w:val="hi_IN" w:bidi="hi_IN"/>
         </w:rPr>
       </w:r>
-      <w:hyperlink r:id="rId16">
-        <w:r>
-          <w:rPr>
-            <w:lang w:val="hi_IN" w:bidi="hi_IN"/>
-          </w:rPr>
-          <w:rPr>
-            <w:color w:val="0000EE"/>
-            <w:u w:val="single"/>
-          </w:rPr>
-          <w:t>मत्ती 11:4–6</w:t>
-        </w:r>
-      </w:hyperlink>
+      <w:r>
+        <w:rPr>
+          <w:lang w:val="hi_IN" w:bidi="hi_IN"/>
+        </w:rPr>
+        <w:t>मत्ती 11:4–6</w:t>
+      </w:r>
     </w:p>
     <w:p>
       <w:pPr>
@@ -522,18 +498,12 @@
           <w:lang w:val="hi_IN" w:bidi="hi_IN"/>
         </w:rPr>
       </w:r>
-      <w:hyperlink r:id="rId17">
-        <w:r>
-          <w:rPr>
-            <w:lang w:val="hi_IN" w:bidi="hi_IN"/>
-          </w:rPr>
-          <w:rPr>
-            <w:color w:val="0000EE"/>
-            <w:u w:val="single"/>
-          </w:rPr>
-          <w:t>मत्ती 18:8</w:t>
-        </w:r>
-      </w:hyperlink>
+      <w:r>
+        <w:rPr>
+          <w:lang w:val="hi_IN" w:bidi="hi_IN"/>
+        </w:rPr>
+        <w:t>मत्ती 18:8</w:t>
+      </w:r>
     </w:p>
     <w:p>
       <w:pPr>

--- a/hin/docx/024.content.docx
+++ b/hin/docx/024.content.docx
@@ -389,19 +389,7 @@
         <w:rPr>
           <w:lang w:val="hi_IN" w:bidi="hi_IN"/>
         </w:rPr>
-        <w:t xml:space="preserve">, </w:t>
-      </w:r>
-      <w:r>
-        <w:rPr>
-          <w:lang w:val="hi_IN" w:bidi="hi_IN"/>
-        </w:rPr>
-        <w:t>ठोकर का कारण</w:t>
-      </w:r>
-      <w:r>
-        <w:rPr>
-          <w:lang w:val="hi_IN" w:bidi="hi_IN"/>
-        </w:rPr>
-        <w:t>)</w:t>
+        <w:t>, ठोकर का कारण)</w:t>
       </w:r>
     </w:p>
     <w:p>
